--- a/templates/W3-61-02D.docx
+++ b/templates/W3-61-02D.docx
@@ -176,7 +176,7 @@
           <w:rFonts w:ascii="標楷體" w:eastAsia="標楷體" w:hAnsi="標楷體" w:hint="eastAsia"/>
           <w:sz w:val="28"/>
         </w:rPr>
-        <w:t>□</w:t>
+        <w:t>{{FIRSTCK}}</w:t>
       </w:r>
       <w:r>
         <w:rPr>
@@ -190,7 +190,7 @@
           <w:rFonts w:ascii="標楷體" w:eastAsia="標楷體" w:hAnsi="標楷體" w:hint="eastAsia"/>
           <w:sz w:val="28"/>
         </w:rPr>
-        <w:t>□複檢</w:t>
+        <w:t>{{RECK}}複檢</w:t>
       </w:r>
       <w:r>
         <w:rPr>
@@ -447,7 +447,7 @@
                 <w:sz w:val="21"/>
                 <w:szCs w:val="21"/>
               </w:rPr>
-              <w:t xml:space="preserve">{{LIFTLOAD}}             公噸       </w:t>
+              <w:t xml:space="preserve">{{LIFTLOAD}}     公噸       </w:t>
             </w:r>
           </w:p>
         </w:tc>

--- a/templates/W3-61-02D.docx
+++ b/templates/W3-61-02D.docx
@@ -447,7 +447,7 @@
                 <w:sz w:val="21"/>
                 <w:szCs w:val="21"/>
               </w:rPr>
-              <w:t xml:space="preserve">{{LIFTLOAD}}     公噸       </w:t>
+              <w:t xml:space="preserve">{{LIFTLOAD}}公噸       </w:t>
             </w:r>
           </w:p>
         </w:tc>

--- a/templates/W3-61-02D.docx
+++ b/templates/W3-61-02D.docx
@@ -81,7 +81,7 @@
                 <w:sz w:val="28"/>
                 <w:szCs w:val="28"/>
               </w:rPr>
-              <w:t>□既有</w:t>
+              <w:t>{{CKBOXL}}既有</w:t>
             </w:r>
           </w:p>
           <w:p>
@@ -104,7 +104,7 @@
                 <w:sz w:val="28"/>
                 <w:szCs w:val="28"/>
               </w:rPr>
-              <w:t xml:space="preserve">□變更 □重新</w:t>
+              <w:t xml:space="preserve">{{CKBOXM}}變更 {{CKBOXR}}重新</w:t>
             </w:r>
           </w:p>
         </w:tc>

--- a/templates/W3-61-02D.docx
+++ b/templates/W3-61-02D.docx
@@ -7899,7 +7899,7 @@
                 <w:rFonts w:ascii="標楷體" w:eastAsia="標楷體" w:hint="eastAsia"/>
                 <w:sz w:val="20"/>
               </w:rPr>
-              <w:t xml:space="preserve">□1.檢查結果： □合格  □不合格  □未備妥  □程序不符</w:t>
+              <w:t xml:space="preserve">■1.檢查結果： □合格  □不合格  □未備妥  □程序不符</w:t>
             </w:r>
           </w:p>
           <w:p>

--- a/templates/W3-61-02D.docx
+++ b/templates/W3-61-02D.docx
@@ -138,7 +138,7 @@
           <w:sz w:val="32"/>
           <w:szCs w:val="32"/>
         </w:rPr>
-        <w:t xml:space="preserve">(  {{ORG}}  )     </w:t>
+        <w:t xml:space="preserve">{{ORG}}     </w:t>
       </w:r>
       <w:r>
         <w:rPr>
